--- a/pr-preview/pr-193/sufficiency-handout.docx
+++ b/pr-preview/pr-193/sufficiency-handout.docx
@@ -15,7 +15,7 @@
         <w:pStyle w:val="Date"/>
       </w:pPr>
       <w:r>
-        <w:t xml:space="preserve">Last modified: 2026-10-15 01:42:34 (PDT)</w:t>
+        <w:t xml:space="preserve">Last modified: 2026-10-15 08:32:19 (PDT)</w:t>
       </w:r>
     </w:p>
     <w:p>
@@ -267,7 +267,7 @@
       </w:r>
     </w:p>
     <w:bookmarkEnd w:id="12"/>
-    <w:bookmarkStart w:id="14" w:name="def-sufficient"/>
+    <w:bookmarkStart w:id="17" w:name="def-sufficient"/>
     <w:p>
       <w:pPr>
         <w:pStyle w:val="BodyText"/>
@@ -434,10 +434,7 @@
         </m:r>
       </m:oMath>
       <w:r>
-        <w:t xml:space="preserve"> </w:t>
-      </w:r>
-      <w:r>
-        <w:t xml:space="preserve">that the statistic takes with positive probability,</w:t>
+        <w:t xml:space="preserve">,</w:t>
       </w:r>
       <w:r>
         <w:t xml:space="preserve"> </w:t>
@@ -460,7 +457,24 @@
         </m:r>
       </m:oMath>
       <w:r>
-        <w:t xml:space="preserve">:</w:t>
+        <w:t xml:space="preserve"> </w:t>
+      </w:r>
+      <w:r>
+        <w:t xml:space="preserve">at which the statistic takes the value</w:t>
+      </w:r>
+      <w:r>
+        <w:t xml:space="preserve"> </w:t>
+      </w:r>
+      <m:oMath>
+        <m:r>
+          <m:t>t</m:t>
+        </m:r>
+      </m:oMath>
+      <w:r>
+        <w:t xml:space="preserve"> </w:t>
+      </w:r>
+      <w:r>
+        <w:t xml:space="preserve">with positive probability:</w:t>
       </w:r>
     </w:p>
     <w:p>
@@ -583,6 +597,94 @@
           </m:r>
           <m:r>
             <m:t>θ</m:t>
+          </m:r>
+          <m:r>
+            <m:t> </m:t>
+          </m:r>
+          <m:r>
+            <m:rPr>
+              <m:nor/>
+              <m:sty m:val="p"/>
+            </m:rPr>
+            <m:t>wherever </m:t>
+          </m:r>
+          <m:limLow>
+            <m:e>
+              <m:r>
+                <m:rPr>
+                  <m:sty m:val="p"/>
+                </m:rPr>
+                <m:t>Pr</m:t>
+              </m:r>
+            </m:e>
+            <m:lim>
+              <m:r>
+                <m:t>θ</m:t>
+              </m:r>
+            </m:lim>
+          </m:limLow>
+          <m:r>
+            <m:t>​</m:t>
+          </m:r>
+          <m:d>
+            <m:dPr>
+              <m:begChr m:val="("/>
+              <m:sepChr m:val=""/>
+              <m:endChr m:val=")"/>
+              <m:grow/>
+            </m:dPr>
+            <m:e>
+              <m:r>
+                <m:t>T</m:t>
+              </m:r>
+              <m:r>
+                <m:t>​</m:t>
+              </m:r>
+              <m:d>
+                <m:dPr>
+                  <m:begChr m:val="("/>
+                  <m:sepChr m:val=""/>
+                  <m:endChr m:val=")"/>
+                  <m:grow/>
+                </m:dPr>
+                <m:e>
+                  <m:acc>
+                    <m:accPr>
+                      <m:chr m:val="̃"/>
+                    </m:accPr>
+                    <m:e>
+                      <m:r>
+                        <m:t>X</m:t>
+                      </m:r>
+                    </m:e>
+                  </m:acc>
+                </m:e>
+              </m:d>
+              <m:r>
+                <m:t>​</m:t>
+              </m:r>
+              <m:r>
+                <m:rPr>
+                  <m:sty m:val="p"/>
+                </m:rPr>
+                <m:t>=</m:t>
+              </m:r>
+              <m:r>
+                <m:t>t</m:t>
+              </m:r>
+            </m:e>
+          </m:d>
+          <m:r>
+            <m:t>​</m:t>
+          </m:r>
+          <m:r>
+            <m:rPr>
+              <m:sty m:val="p"/>
+            </m:rPr>
+            <m:t>&gt;</m:t>
+          </m:r>
+          <m:r>
+            <m:t>0</m:t>
           </m:r>
           <m:r>
             <m:t>  </m:t>
@@ -606,7 +708,6 @@
       </m:oMathPara>
       <w:bookmarkEnd w:id="13"/>
     </w:p>
-    <w:bookmarkEnd w:id="14"/>
     <w:tbl>
       <w:tblPr>
         <w:tblStyle w:val="Table"/>
@@ -648,18 +749,18 @@
                 <wp:inline>
                   <wp:extent cx="152400" cy="152400"/>
                   <wp:effectExtent b="0" l="0" r="0" t="0"/>
-                  <wp:docPr descr="" title="" id="16" name="Picture"/>
+                  <wp:docPr descr="" title="" id="15" name="Picture"/>
                   <a:graphic>
                     <a:graphicData uri="http://schemas.openxmlformats.org/drawingml/2006/picture">
                       <pic:pic>
                         <pic:nvPicPr>
-                          <pic:cNvPr descr="/opt/quarto/share/formats/docx/note.png" id="17" name="Picture"/>
+                          <pic:cNvPr descr="/opt/quarto/share/formats/docx/note.png" id="16" name="Picture"/>
                           <pic:cNvPicPr>
                             <a:picLocks noChangeArrowheads="1" noChangeAspect="1"/>
                           </pic:cNvPicPr>
                         </pic:nvPicPr>
                         <pic:blipFill>
-                          <a:blip r:embed="rId15"/>
+                          <a:blip r:embed="rId14"/>
                           <a:stretch>
                             <a:fillRect/>
                           </a:stretch>
@@ -738,6 +839,7 @@
         </w:tc>
       </w:tr>
     </w:tbl>
+    <w:bookmarkEnd w:id="17"/>
     <w:bookmarkStart w:id="18" w:name="rem-sufficient-meaning"/>
     <w:p>
       <w:pPr>
@@ -952,7 +1054,33 @@
         <w:pStyle w:val="BodyText"/>
       </w:pPr>
       <w:r>
-        <w:t xml:space="preserve">For a continuous sample, the definition uses conditional densities instead of conditional probabilities.</w:t>
+        <w:t xml:space="preserve">Sufficiency by itself does not give a best estimator:</w:t>
+      </w:r>
+      <w:r>
+        <w:t xml:space="preserve"> </w:t>
+      </w:r>
+      <w:r>
+        <w:t xml:space="preserve">it says which summaries lose nothing, not which function of them to use.</w:t>
+      </w:r>
+      <w:r>
+        <w:t xml:space="preserve"> </w:t>
+      </w:r>
+      <w:r>
+        <w:t xml:space="preserve">The Rao–Blackwell theorem below shows how to improve a given unbiased estimator.</w:t>
+      </w:r>
+    </w:p>
+    <w:p>
+      <w:pPr>
+        <w:pStyle w:val="BodyText"/>
+      </w:pPr>
+      <w:r>
+        <w:t xml:space="preserve">For a continuous sample, the definition, the factorization theorem and the conditional expectations below</w:t>
+      </w:r>
+      <w:r>
+        <w:t xml:space="preserve"> </w:t>
+      </w:r>
+      <w:r>
+        <w:t xml:space="preserve">use densities and integrals instead of probability mass functions and sums.</w:t>
       </w:r>
     </w:p>
     <w:bookmarkEnd w:id="18"/>
@@ -1119,7 +1247,7 @@
         <w:t xml:space="preserve"> </w:t>
       </w:r>
       <w:r>
-        <w:t xml:space="preserve">if and only if there are functions</w:t>
+        <w:t xml:space="preserve">if and only if there are nonnegative functions</w:t>
       </w:r>
       <w:r>
         <w:t xml:space="preserve"> </w:t>
@@ -1467,7 +1595,7 @@
                           </pic:cNvPicPr>
                         </pic:nvPicPr>
                         <pic:blipFill>
-                          <a:blip r:embed="rId15"/>
+                          <a:blip r:embed="rId14"/>
                           <a:stretch>
                             <a:fillRect/>
                           </a:stretch>
@@ -1527,16 +1655,19 @@
               <w:t xml:space="preserve">Halmos and Savage (1949)</w:t>
             </w:r>
             <w:r>
-              <w:t xml:space="preserve">;</w:t>
+              <w:t xml:space="preserve">, whom</w:t>
             </w:r>
             <w:r>
               <w:t xml:space="preserve"> </w:t>
             </w:r>
             <w:r>
-              <w:t xml:space="preserve">Casella and Berger (2002, Thm. 6.2.6, p. 276)</w:t>
+              <w:t xml:space="preserve">Casella and Berger (2002, Thm. 6.2.6, p. 276, and its footnote)</w:t>
             </w:r>
             <w:r>
-              <w:t xml:space="preserve">.</w:t>
+              <w:t xml:space="preserve"> </w:t>
+            </w:r>
+            <w:r>
+              <w:t xml:space="preserve">credit with the general form, and Neyman (1935) with an earlier one.</w:t>
             </w:r>
           </w:p>
           <w:p/>
@@ -1876,7 +2007,7 @@
         <w:t xml:space="preserve"> </w:t>
       </w:r>
       <w:r>
-        <w:t xml:space="preserve">and</w:t>
+        <w:t xml:space="preserve">and let</w:t>
       </w:r>
       <w:r>
         <w:t xml:space="preserve"> </w:t>
@@ -1911,31 +2042,32 @@
         <m:r>
           <m:t>​</m:t>
         </m:r>
-        <m:limUpp>
+      </m:oMath>
+      <w:r>
+        <w:t xml:space="preserve"> </w:t>
+      </w:r>
+      <w:r>
+        <w:t xml:space="preserve">be the conditional probability</w:t>
+      </w:r>
+      <w:r>
+        <w:t xml:space="preserve"> </w:t>
+      </w:r>
+      <m:oMath>
+        <m:sSub>
           <m:e>
             <m:r>
               <m:rPr>
                 <m:sty m:val="p"/>
               </m:rPr>
-              <m:t>=</m:t>
+              <m:t>Pr</m:t>
             </m:r>
           </m:e>
-          <m:lim>
-            <m:r>
-              <m:rPr>
-                <m:nor/>
-                <m:sty m:val="p"/>
-              </m:rPr>
-              <m:t>def</m:t>
-            </m:r>
-          </m:lim>
-        </m:limUpp>
-        <m:r>
-          <m:rPr>
-            <m:sty m:val="p"/>
-          </m:rPr>
-          <m:t>Pr</m:t>
-        </m:r>
+          <m:sub>
+            <m:r>
+              <m:t>θ</m:t>
+            </m:r>
+          </m:sub>
+        </m:sSub>
         <m:r>
           <m:t>​</m:t>
         </m:r>
@@ -2015,6 +2147,65 @@
               <m:t>=</m:t>
             </m:r>
             <m:r>
+              <m:t>t</m:t>
+            </m:r>
+          </m:e>
+        </m:d>
+        <m:r>
+          <m:t>​</m:t>
+        </m:r>
+      </m:oMath>
+      <w:r>
+        <w:t xml:space="preserve"> </w:t>
+      </w:r>
+      <w:r>
+        <w:t xml:space="preserve">at any</w:t>
+      </w:r>
+      <w:r>
+        <w:t xml:space="preserve"> </w:t>
+      </w:r>
+      <m:oMath>
+        <m:r>
+          <m:t>θ</m:t>
+        </m:r>
+      </m:oMath>
+      <w:r>
+        <w:t xml:space="preserve"> </w:t>
+      </w:r>
+      <w:r>
+        <w:t xml:space="preserve">with</w:t>
+      </w:r>
+      <w:r>
+        <w:t xml:space="preserve"> </w:t>
+      </w:r>
+      <m:oMath>
+        <m:sSub>
+          <m:e>
+            <m:r>
+              <m:rPr>
+                <m:sty m:val="p"/>
+              </m:rPr>
+              <m:t>Pr</m:t>
+            </m:r>
+          </m:e>
+          <m:sub>
+            <m:r>
+              <m:t>θ</m:t>
+            </m:r>
+          </m:sub>
+        </m:sSub>
+        <m:r>
+          <m:t>​</m:t>
+        </m:r>
+        <m:d>
+          <m:dPr>
+            <m:begChr m:val="("/>
+            <m:sepChr m:val=""/>
+            <m:endChr m:val=")"/>
+            <m:grow/>
+          </m:dPr>
+          <m:e>
+            <m:r>
               <m:t>T</m:t>
             </m:r>
             <m:r>
@@ -2034,7 +2225,7 @@
                   </m:accPr>
                   <m:e>
                     <m:r>
-                      <m:t>x</m:t>
+                      <m:t>X</m:t>
                     </m:r>
                   </m:e>
                 </m:acc>
@@ -2043,10 +2234,28 @@
             <m:r>
               <m:t>​</m:t>
             </m:r>
+            <m:r>
+              <m:rPr>
+                <m:sty m:val="p"/>
+              </m:rPr>
+              <m:t>=</m:t>
+            </m:r>
+            <m:r>
+              <m:t>t</m:t>
+            </m:r>
           </m:e>
         </m:d>
         <m:r>
           <m:t>​</m:t>
+        </m:r>
+        <m:r>
+          <m:rPr>
+            <m:sty m:val="p"/>
+          </m:rPr>
+          <m:t>&gt;</m:t>
+        </m:r>
+        <m:r>
+          <m:t>0</m:t>
         </m:r>
       </m:oMath>
       <w:r>
@@ -2110,7 +2319,7 @@
         <w:t xml:space="preserve"> </w:t>
       </w:r>
       <w:r>
-        <w:t xml:space="preserve">does not depend on</w:t>
+        <w:t xml:space="preserve">does not depend on which such</w:t>
       </w:r>
       <w:r>
         <w:t xml:space="preserve"> </w:t>
@@ -2121,7 +2330,10 @@
         </m:r>
       </m:oMath>
       <w:r>
-        <w:t xml:space="preserve">.</w:t>
+        <w:t xml:space="preserve"> </w:t>
+      </w:r>
+      <w:r>
+        <w:t xml:space="preserve">we use.</w:t>
       </w:r>
       <w:r>
         <w:t xml:space="preserve"> </w:t>
@@ -2286,13 +2498,116 @@
         </m:r>
       </m:oMath>
       <w:r>
-        <w:t xml:space="preserve">;</w:t>
-      </w:r>
-      <w:r>
-        <w:t xml:space="preserve"> </w:t>
-      </w:r>
-      <w:r>
-        <w:t xml:space="preserve">then both sides of</w:t>
+        <w:t xml:space="preserve">.)</w:t>
+      </w:r>
+      <w:r>
+        <w:t xml:space="preserve"> </w:t>
+      </w:r>
+      <w:r>
+        <w:t xml:space="preserve">Both functions are nonnegative, and at a</w:t>
+      </w:r>
+      <w:r>
+        <w:t xml:space="preserve"> </w:t>
+      </w:r>
+      <m:oMath>
+        <m:r>
+          <m:t>θ</m:t>
+        </m:r>
+      </m:oMath>
+      <w:r>
+        <w:t xml:space="preserve"> </w:t>
+      </w:r>
+      <w:r>
+        <w:t xml:space="preserve">with</w:t>
+      </w:r>
+      <w:r>
+        <w:t xml:space="preserve"> </w:t>
+      </w:r>
+      <m:oMath>
+        <m:sSub>
+          <m:e>
+            <m:r>
+              <m:rPr>
+                <m:sty m:val="p"/>
+              </m:rPr>
+              <m:t>Pr</m:t>
+            </m:r>
+          </m:e>
+          <m:sub>
+            <m:r>
+              <m:t>θ</m:t>
+            </m:r>
+          </m:sub>
+        </m:sSub>
+        <m:r>
+          <m:t>​</m:t>
+        </m:r>
+        <m:d>
+          <m:dPr>
+            <m:begChr m:val="("/>
+            <m:sepChr m:val=""/>
+            <m:endChr m:val=")"/>
+            <m:grow/>
+          </m:dPr>
+          <m:e>
+            <m:r>
+              <m:t>T</m:t>
+            </m:r>
+            <m:r>
+              <m:t>​</m:t>
+            </m:r>
+            <m:d>
+              <m:dPr>
+                <m:begChr m:val="("/>
+                <m:sepChr m:val=""/>
+                <m:endChr m:val=")"/>
+                <m:grow/>
+              </m:dPr>
+              <m:e>
+                <m:acc>
+                  <m:accPr>
+                    <m:chr m:val="̃"/>
+                  </m:accPr>
+                  <m:e>
+                    <m:r>
+                      <m:t>X</m:t>
+                    </m:r>
+                  </m:e>
+                </m:acc>
+              </m:e>
+            </m:d>
+            <m:r>
+              <m:t>​</m:t>
+            </m:r>
+            <m:r>
+              <m:rPr>
+                <m:sty m:val="p"/>
+              </m:rPr>
+              <m:t>=</m:t>
+            </m:r>
+            <m:r>
+              <m:t>t</m:t>
+            </m:r>
+          </m:e>
+        </m:d>
+        <m:r>
+          <m:t>​</m:t>
+        </m:r>
+        <m:r>
+          <m:rPr>
+            <m:sty m:val="p"/>
+          </m:rPr>
+          <m:t>=</m:t>
+        </m:r>
+        <m:r>
+          <m:t>0</m:t>
+        </m:r>
+      </m:oMath>
+      <w:r>
+        <w:t xml:space="preserve"> </w:t>
+      </w:r>
+      <w:r>
+        <w:t xml:space="preserve">both sides of</w:t>
       </w:r>
       <w:r>
         <w:t xml:space="preserve"> </w:t>
@@ -2309,13 +2624,107 @@
         <w:t xml:space="preserve"> </w:t>
       </w:r>
       <w:r>
-        <w:t xml:space="preserve">are zero.)</w:t>
-      </w:r>
-      <w:r>
-        <w:t xml:space="preserve"> </w:t>
-      </w:r>
-      <w:r>
-        <w:t xml:space="preserve">Then</w:t>
+        <w:t xml:space="preserve">are zero, because the event</w:t>
+      </w:r>
+      <w:r>
+        <w:t xml:space="preserve"> </w:t>
+      </w:r>
+      <m:oMath>
+        <m:acc>
+          <m:accPr>
+            <m:chr m:val="̃"/>
+          </m:accPr>
+          <m:e>
+            <m:r>
+              <m:t>X</m:t>
+            </m:r>
+          </m:e>
+        </m:acc>
+        <m:r>
+          <m:rPr>
+            <m:sty m:val="p"/>
+          </m:rPr>
+          <m:t>=</m:t>
+        </m:r>
+        <m:acc>
+          <m:accPr>
+            <m:chr m:val="̃"/>
+          </m:accPr>
+          <m:e>
+            <m:r>
+              <m:t>x</m:t>
+            </m:r>
+          </m:e>
+        </m:acc>
+      </m:oMath>
+      <w:r>
+        <w:t xml:space="preserve"> </w:t>
+      </w:r>
+      <w:r>
+        <w:t xml:space="preserve">lies inside the event</w:t>
+      </w:r>
+      <w:r>
+        <w:t xml:space="preserve"> </w:t>
+      </w:r>
+      <m:oMath>
+        <m:r>
+          <m:t>T</m:t>
+        </m:r>
+        <m:r>
+          <m:t>​</m:t>
+        </m:r>
+        <m:d>
+          <m:dPr>
+            <m:begChr m:val="("/>
+            <m:sepChr m:val=""/>
+            <m:endChr m:val=")"/>
+            <m:grow/>
+          </m:dPr>
+          <m:e>
+            <m:acc>
+              <m:accPr>
+                <m:chr m:val="̃"/>
+              </m:accPr>
+              <m:e>
+                <m:r>
+                  <m:t>X</m:t>
+                </m:r>
+              </m:e>
+            </m:acc>
+          </m:e>
+        </m:d>
+        <m:r>
+          <m:t>​</m:t>
+        </m:r>
+        <m:r>
+          <m:rPr>
+            <m:sty m:val="p"/>
+          </m:rPr>
+          <m:t>=</m:t>
+        </m:r>
+        <m:r>
+          <m:t>t</m:t>
+        </m:r>
+      </m:oMath>
+      <w:r>
+        <w:t xml:space="preserve">.</w:t>
+      </w:r>
+      <w:r>
+        <w:t xml:space="preserve"> </w:t>
+      </w:r>
+      <w:r>
+        <w:t xml:space="preserve">At every other</w:t>
+      </w:r>
+      <w:r>
+        <w:t xml:space="preserve"> </w:t>
+      </w:r>
+      <m:oMath>
+        <m:r>
+          <m:t>θ</m:t>
+        </m:r>
+      </m:oMath>
+      <w:r>
+        <w:t xml:space="preserve">,</w:t>
       </w:r>
     </w:p>
     <w:p>
@@ -2575,85 +2984,7 @@
                   <m:nor/>
                   <m:sty m:val="p"/>
                 </m:rPr>
-                <m:t>(the event </m:t>
-              </m:r>
-              <m:acc>
-                <m:accPr>
-                  <m:chr m:val="̃"/>
-                </m:accPr>
-                <m:e>
-                  <m:r>
-                    <m:t>X</m:t>
-                  </m:r>
-                </m:e>
-              </m:acc>
-              <m:r>
-                <m:rPr>
-                  <m:sty m:val="p"/>
-                </m:rPr>
-                <m:t>=</m:t>
-              </m:r>
-              <m:acc>
-                <m:accPr>
-                  <m:chr m:val="̃"/>
-                </m:accPr>
-                <m:e>
-                  <m:r>
-                    <m:t>x</m:t>
-                  </m:r>
-                </m:e>
-              </m:acc>
-              <m:r>
-                <m:rPr>
-                  <m:nor/>
-                  <m:sty m:val="p"/>
-                </m:rPr>
-                <m:t> lies inside the event </m:t>
-              </m:r>
-              <m:r>
-                <m:t>T</m:t>
-              </m:r>
-              <m:r>
-                <m:t>​</m:t>
-              </m:r>
-              <m:d>
-                <m:dPr>
-                  <m:begChr m:val="("/>
-                  <m:sepChr m:val=""/>
-                  <m:endChr m:val=")"/>
-                  <m:grow/>
-                </m:dPr>
-                <m:e>
-                  <m:acc>
-                    <m:accPr>
-                      <m:chr m:val="̃"/>
-                    </m:accPr>
-                    <m:e>
-                      <m:r>
-                        <m:t>X</m:t>
-                      </m:r>
-                    </m:e>
-                  </m:acc>
-                </m:e>
-              </m:d>
-              <m:r>
-                <m:t>​</m:t>
-              </m:r>
-              <m:r>
-                <m:rPr>
-                  <m:sty m:val="p"/>
-                </m:rPr>
-                <m:t>=</m:t>
-              </m:r>
-              <m:r>
-                <m:t>t</m:t>
-              </m:r>
-              <m:r>
-                <m:rPr>
-                  <m:nor/>
-                  <m:sty m:val="p"/>
-                </m:rPr>
-                <m:t>)</m:t>
+                <m:t>(the first event is inside the second)</m:t>
               </m:r>
             </m:e>
             <m:e>
@@ -2850,7 +3181,7 @@
                   <m:nor/>
                   <m:sty m:val="p"/>
                 </m:rPr>
-                <m:t>(definition of conditional probability)</m:t>
+                <m:t>(conditional probability)</m:t>
               </m:r>
             </m:e>
             <m:e>
@@ -4411,7 +4742,7 @@
                   <m:nor/>
                   <m:sty m:val="p"/>
                 </m:rPr>
-                <m:t>(definition of conditional probability)</m:t>
+                <m:t>(conditional probability)</m:t>
               </m:r>
             </m:e>
             <m:e>
@@ -6339,7 +6670,10 @@
         </m:r>
       </m:oMath>
       <w:r>
-        <w:t xml:space="preserve">.</w:t>
+        <w:t xml:space="preserve"> </w:t>
+      </w:r>
+      <w:r>
+        <w:t xml:space="preserve">with finite expectation.</w:t>
       </w:r>
       <w:r>
         <w:t xml:space="preserve"> </w:t>
@@ -7878,7 +8212,7 @@
                           </pic:cNvPicPr>
                         </pic:nvPicPr>
                         <pic:blipFill>
-                          <a:blip r:embed="rId15"/>
+                          <a:blip r:embed="rId14"/>
                           <a:stretch>
                             <a:fillRect/>
                           </a:stretch>
@@ -9273,7 +9607,7 @@
                   <m:nor/>
                   <m:sty m:val="p"/>
                 </m:rPr>
-                <m:t>(definition of conditional probability)</m:t>
+                <m:t>(conditional probability)</m:t>
               </m:r>
             </m:e>
             <m:e>
@@ -12679,7 +13013,16 @@
         <w:rPr>
           <w:rStyle w:val="NormalTok"/>
         </w:rPr>
-        <w:t xml:space="preserve">(x), </w:t>
+        <w:t xml:space="preserve">(x),</w:t>
+      </w:r>
+      <w:r>
+        <w:br/>
+      </w:r>
+      <w:r>
+        <w:rPr>
+          <w:rStyle w:val="NormalTok"/>
+        </w:rPr>
+        <w:t xml:space="preserve">    </w:t>
       </w:r>
       <w:r>
         <w:rPr>
@@ -12715,7 +13058,16 @@
         <w:rPr>
           <w:rStyle w:val="NormalTok"/>
         </w:rPr>
-        <w:t xml:space="preserve">], </w:t>
+        <w:t xml:space="preserve">],</w:t>
+      </w:r>
+      <w:r>
+        <w:br/>
+      </w:r>
+      <w:r>
+        <w:rPr>
+          <w:rStyle w:val="NormalTok"/>
+        </w:rPr>
+        <w:t xml:space="preserve">    </w:t>
       </w:r>
       <w:r>
         <w:rPr>
@@ -12772,7 +13124,16 @@
         <w:rPr>
           <w:rStyle w:val="NormalTok"/>
         </w:rPr>
-        <w:t xml:space="preserve"> v, </w:t>
+        <w:t xml:space="preserve"> v,</w:t>
+      </w:r>
+      <w:r>
+        <w:br/>
+      </w:r>
+      <w:r>
+        <w:rPr>
+          <w:rStyle w:val="NormalTok"/>
+        </w:rPr>
+        <w:t xml:space="preserve">    </w:t>
       </w:r>
       <w:r>
         <w:rPr>
@@ -12820,7 +13181,16 @@
         <w:rPr>
           <w:rStyle w:val="NormalTok"/>
         </w:rPr>
-        <w:t xml:space="preserve"> se_v, </w:t>
+        <w:t xml:space="preserve"> se_v,</w:t>
+      </w:r>
+      <w:r>
+        <w:br/>
+      </w:r>
+      <w:r>
+        <w:rPr>
+          <w:rStyle w:val="NormalTok"/>
+        </w:rPr>
+        <w:t xml:space="preserve">    </w:t>
       </w:r>
       <w:r>
         <w:rPr>

--- a/pr-preview/pr-193/sufficiency-handout.docx
+++ b/pr-preview/pr-193/sufficiency-handout.docx
@@ -15,7 +15,7 @@
         <w:pStyle w:val="Date"/>
       </w:pPr>
       <w:r>
-        <w:t xml:space="preserve">Last modified: 2026-10-15 08:32:19 (PDT)</w:t>
+        <w:t xml:space="preserve">Last modified: 2026-10-15 08:48:20 (PDT)</w:t>
       </w:r>
     </w:p>
     <w:p>
